--- a/server/templates/library/service-schedule/template.docx
+++ b/server/templates/library/service-schedule/template.docx
@@ -2576,7 +2576,7 @@
               <w:szCs w:val="16"/>
               <w:rtl w:val="0"/>
             </w:rPr>
-            <w:t>The Board of Spring 2 Health Pty Ltd</w:t>
+            <w:t>The Board of {org.legal_name}</w:t>
           </w:r>
           <w:r>
             <w:rPr>
@@ -2916,7 +2916,7 @@
         <w:szCs w:val="28"/>
         <w:rtl w:val="0"/>
       </w:rPr>
-      <w:t>Spring 2 Health ABN 71 665 820 986</w:t>
+      <w:t>{org.name} ABN {org.abn}</w:t>
     </w:r>
   </w:p>
   <w:p>

--- a/server/templates/library/service-schedule/template.docx
+++ b/server/templates/library/service-schedule/template.docx
@@ -2899,6 +2899,15 @@
 <w:hdr xmlns:mc="http://schemas.openxmlformats.org/markup-compatibility/2006" xmlns:o="urn:schemas-microsoft-com:office:office" xmlns:r="http://schemas.openxmlformats.org/officeDocument/2006/relationships" xmlns:m="http://schemas.openxmlformats.org/officeDocument/2006/math" xmlns:v="urn:schemas-microsoft-com:vml" xmlns:wp="http://schemas.openxmlformats.org/drawingml/2006/wordprocessingDrawing" xmlns:w10="urn:schemas-microsoft-com:office:word" xmlns:w="http://schemas.openxmlformats.org/wordprocessingml/2006/main" xmlns:wne="http://schemas.microsoft.com/office/word/2006/wordml" xmlns:sl="http://schemas.openxmlformats.org/schemaLibrary/2006/main" xmlns:a="http://schemas.openxmlformats.org/drawingml/2006/main" xmlns:pic="http://schemas.openxmlformats.org/drawingml/2006/picture" xmlns:c="http://schemas.openxmlformats.org/drawingml/2006/chart" xmlns:lc="http://schemas.openxmlformats.org/drawingml/2006/lockedCanvas" xmlns:dgm="http://schemas.openxmlformats.org/drawingml/2006/diagram" xmlns:wps="http://schemas.microsoft.com/office/word/2010/wordprocessingShape" xmlns:wpg="http://schemas.microsoft.com/office/word/2010/wordprocessingGroup" xmlns:w14="http://schemas.microsoft.com/office/word/2010/wordml" xmlns:w15="http://schemas.microsoft.com/office/word/2012/wordml">
   <w:p>
     <w:pPr>
+      <w:spacing w:before="0" w:after="80"/>
+      <w:jc w:val="left"/>
+    </w:pPr>
+    <w:r>
+      <w:t xml:space="preserve">{%org_logo}</w:t>
+    </w:r>
+  </w:p>
+  <w:p>
+    <w:pPr>
       <w:pageBreakBefore w:val="0"/>
       <w:spacing w:after="120" w:line="240" w:lineRule="auto"/>
       <w:rPr>
@@ -2962,6 +2971,15 @@
 
 <file path=word/header2.xml><?xml version="1.0" encoding="utf-8"?>
 <w:hdr xmlns:mc="http://schemas.openxmlformats.org/markup-compatibility/2006" xmlns:o="urn:schemas-microsoft-com:office:office" xmlns:r="http://schemas.openxmlformats.org/officeDocument/2006/relationships" xmlns:m="http://schemas.openxmlformats.org/officeDocument/2006/math" xmlns:v="urn:schemas-microsoft-com:vml" xmlns:wp="http://schemas.openxmlformats.org/drawingml/2006/wordprocessingDrawing" xmlns:w10="urn:schemas-microsoft-com:office:word" xmlns:w="http://schemas.openxmlformats.org/wordprocessingml/2006/main" xmlns:wne="http://schemas.microsoft.com/office/word/2006/wordml" xmlns:sl="http://schemas.openxmlformats.org/schemaLibrary/2006/main" xmlns:a="http://schemas.openxmlformats.org/drawingml/2006/main" xmlns:pic="http://schemas.openxmlformats.org/drawingml/2006/picture" xmlns:c="http://schemas.openxmlformats.org/drawingml/2006/chart" xmlns:lc="http://schemas.openxmlformats.org/drawingml/2006/lockedCanvas" xmlns:dgm="http://schemas.openxmlformats.org/drawingml/2006/diagram" xmlns:wps="http://schemas.microsoft.com/office/word/2010/wordprocessingShape" xmlns:wpg="http://schemas.microsoft.com/office/word/2010/wordprocessingGroup" xmlns:w14="http://schemas.microsoft.com/office/word/2010/wordml" xmlns:w15="http://schemas.microsoft.com/office/word/2012/wordml">
+  <w:p>
+    <w:pPr>
+      <w:spacing w:before="0" w:after="80"/>
+      <w:jc w:val="left"/>
+    </w:pPr>
+    <w:r>
+      <w:t xml:space="preserve">{%org_logo}</w:t>
+    </w:r>
+  </w:p>
   <w:p>
     <w:pPr>
       <w:keepNext w:val="0"/>

--- a/server/templates/library/service-schedule/template.docx
+++ b/server/templates/library/service-schedule/template.docx
@@ -328,18 +328,8 @@
             </w:tcMar>
           </w:tcPr>
           <w:p>
-            <w:pPr>
-              <w:pageBreakBefore w:val="0"/>
-              <w:spacing w:before="120" w:line="283" w:lineRule="auto"/>
-              <w:rPr>
-                <w:rFonts w:ascii="Arial" w:cs="Arial" w:eastAsia="Arial" w:hAnsi="Arial"/>
-                <w:b w:val="1"/>
-              </w:rPr>
-            </w:pPr>
-            <w:r>
-              <w:rPr>
-                <w:rtl w:val="0"/>
-              </w:rPr>
+            <w:r>
+              <w:t>{participant.first_name}</w:t>
             </w:r>
           </w:p>
         </w:tc>
@@ -428,18 +418,8 @@
             </w:tcMar>
           </w:tcPr>
           <w:p>
-            <w:pPr>
-              <w:pageBreakBefore w:val="0"/>
-              <w:spacing w:before="120" w:line="283" w:lineRule="auto"/>
-              <w:rPr>
-                <w:rFonts w:ascii="Arial" w:cs="Arial" w:eastAsia="Arial" w:hAnsi="Arial"/>
-                <w:b w:val="1"/>
-              </w:rPr>
-            </w:pPr>
-            <w:r>
-              <w:rPr>
-                <w:rtl w:val="0"/>
-              </w:rPr>
+            <w:r>
+              <w:t>{participant.last_name}</w:t>
             </w:r>
           </w:p>
         </w:tc>
@@ -597,18 +577,8 @@
             </w:tcBorders>
           </w:tcPr>
           <w:p>
-            <w:pPr>
-              <w:pageBreakBefore w:val="0"/>
-              <w:spacing w:before="120" w:line="283" w:lineRule="auto"/>
-              <w:rPr>
-                <w:rFonts w:ascii="Arial" w:cs="Arial" w:eastAsia="Arial" w:hAnsi="Arial"/>
-                <w:b w:val="1"/>
-              </w:rPr>
-            </w:pPr>
-            <w:r>
-              <w:rPr>
-                <w:rtl w:val="0"/>
-              </w:rPr>
+            <w:r>
+              <w:t>{participant.guardian_name}</w:t>
             </w:r>
           </w:p>
         </w:tc>
